--- a/companies/saltmarsh-environmental/Engagements/Dyer and Sons/Meeting Minutes 2016-06-24 - Dyer and Sons.docx
+++ b/companies/saltmarsh-environmental/Engagements/Dyer and Sons/Meeting Minutes 2016-06-24 - Dyer and Sons.docx
@@ -2,19 +2,6 @@
 <file path=word/document.xml><?xml version="1.0" encoding="utf-8"?>
 <w:document xmlns:wpc="http://schemas.microsoft.com/office/word/2010/wordprocessingCanvas" xmlns:mo="http://schemas.microsoft.com/office/mac/office/2008/main" xmlns:mc="http://schemas.openxmlformats.org/markup-compatibility/2006" xmlns:mv="urn:schemas-microsoft-com:mac:vml" xmlns:o="urn:schemas-microsoft-com:office:office" xmlns:r="http://schemas.openxmlformats.org/officeDocument/2006/relationships" xmlns:m="http://schemas.openxmlformats.org/officeDocument/2006/math" xmlns:v="urn:schemas-microsoft-com:vml" xmlns:wp14="http://schemas.microsoft.com/office/word/2010/wordprocessingDrawing" xmlns:wp="http://schemas.openxmlformats.org/drawingml/2006/wordprocessingDrawing" xmlns:w10="urn:schemas-microsoft-com:office:word" xmlns:w="http://schemas.openxmlformats.org/wordprocessingml/2006/main" xmlns:w14="http://schemas.microsoft.com/office/word/2010/wordml" xmlns:wpg="http://schemas.microsoft.com/office/word/2010/wordprocessingGroup" xmlns:wpi="http://schemas.microsoft.com/office/word/2010/wordprocessingInk" xmlns:wne="http://schemas.microsoft.com/office/word/2006/wordml" xmlns:wps="http://schemas.microsoft.com/office/word/2010/wordprocessingShape" mc:Ignorable="w14 wp14">
   <w:body>
-    <w:p>
-      <w:pPr>
-        <w:pStyle w:val="Heading1"/>
-      </w:pPr>
-      <w:r>
-        <w:t>Minutes of Working Session</w:t>
-      </w:r>
-    </w:p>
-    <w:p>
-      <w:r>
-        <w:t>Re: Phase I Environmental Site Assessment for Dyer and Sons. Minutes recorded by John Sanchez and circulated for correction.</w:t>
-      </w:r>
-    </w:p>
     <w:p>
       <w:pPr>
         <w:pStyle w:val="Heading2"/>
@@ -28,7 +15,7 @@
         <w:pStyle w:val="ListBullet"/>
       </w:pPr>
       <w:r>
-        <w:t>John Sanchez, Senior Scientist, Saltmarsh Environmental Partners (chair)</w:t>
+        <w:t>John Sanchez, Senior Scientist</w:t>
       </w:r>
     </w:p>
     <w:p>
@@ -36,7 +23,7 @@
         <w:pStyle w:val="ListBullet"/>
       </w:pPr>
       <w:r>
-        <w:t>Mary Foster, Field Technician, Saltmarsh Environmental Partners</w:t>
+        <w:t>Mary Foster, Field Technician</w:t>
       </w:r>
     </w:p>
     <w:p>
@@ -44,7 +31,7 @@
         <w:pStyle w:val="ListBullet"/>
       </w:pPr>
       <w:r>
-        <w:t>James Henderson, Environmental Scientist, Saltmarsh Environmental Partners</w:t>
+        <w:t>James Henderson, Environmental Scientist</w:t>
       </w:r>
     </w:p>
     <w:p>
@@ -52,7 +39,17 @@
         <w:pStyle w:val="ListBullet"/>
       </w:pPr>
       <w:r>
-        <w:t>Michelle Roberts, Chief Financial Officer, Dyer and Sons (by telephone)</w:t>
+        <w:t>Michelle Roberts, Chief Financial Officer, Dyer and Sons</w:t>
+      </w:r>
+    </w:p>
+    <w:p>
+      <w:r>
+        <w:t>The short version, which we gave Michelle at the top of the meeting, is that the assessment is proceeding without surprises, and nothing found so far would change the scope or the schedule we set for Dyer and Sons. What follows is the detail behind that. We met to walk the client through where the records and the field work stand and to line up the interviews that close out the look-back.</w:t>
+      </w:r>
+    </w:p>
+    <w:p>
+      <w:r>
+        <w:t>On timing, we told Michelle that the work is tracking to the schedule in the engagement letter and remains within the agreed fee. Neither the records review nor the reconnaissance has surfaced anything that would add cost, and we would flag it at once if that changed.</w:t>
       </w:r>
     </w:p>
     <w:p>
@@ -60,27 +57,53 @@
         <w:pStyle w:val="Heading2"/>
       </w:pPr>
       <w:r>
-        <w:t>Discussion</w:t>
+        <w:t>Records and Regulatory Review</w:t>
       </w:r>
     </w:p>
     <w:p>
       <w:r>
-        <w:t>The historical sources are in hand and were reviewed at the table. The aerial series shows a change in the shoreline configuration between two of the earlier flights, consistent with placed fill along the northern margin of the parcel. It was noted that the interval between those two flights is long enough that the date of the work cannot be fixed from the photography alone, and that the fire insurance coverage does not extend to this part of the shore. The county permit file was searched and no shoreline permit was located for the interval in question. Absence of a permit record is not evidence that the work was unpermitted; it was agreed that the report will state what was searched and what was not found, in those terms, and will carry the interval as a data gap unless the interviews close it.</w:t>
+        <w:t>James walked us through the records review. The historical aerials and the title chain are in hand, and they show the sequence of uses we would expect for a parcel of this age. We noted one earlier use that we want to run down further before we characterize it, which is ordinary caution rather than a concern.</w:t>
       </w:r>
     </w:p>
     <w:p>
       <w:r>
-        <w:t>The database results were reviewed by James Henderson before the session and were summarized by him at it. Several listings fall within the standard search radii. He observed that two of them are upgradient only if the gradient is assumed to follow surface topography, which on a tidal parcel is an assumption and not a finding, and he declined to characterize them further until the reconnaissance settles the question. One listing appeared with coordinates that place it in open water, which he flagged as a plotting error in the source rather than a condition, and he will confirm that with the vendor rather than carry it into a table unremarked.</w:t>
+        <w:t>The regulatory database search has come back, and the property itself carries no listing. Two neighboring sites do appear, both up-gradient of the parcel, and we spent some time on what that could mean. Our present reading is that neither is likely to have affected the subject property, but we agreed to keep the question open until James has read the file on the nearer of the two.</w:t>
       </w:r>
     </w:p>
     <w:p>
       <w:r>
-        <w:t>The first reconnaissance was completed and was described from the field record. The visit was made on a falling tide and the water edge was walked in full. Fill material was observed at the northern margin, exposed in a low bank, and was photographed and logged. Mary Foster noted that the exposure is tide-dependent and was not visible from the upland side at all, which is the reason the visit was scheduled the way it was. No staining, no drums, no aboveground or apparent underground storage tanks, and no distressed vegetation were observed on the property. She was careful at the table to separate what she saw from what an adjoining occupant told her about past use of the northern margin; the latter is in the notes as hearsay pending the formal interview.</w:t>
+        <w:t>We also settled the interview plan. James and Mary will speak with the current owner and the site manager, and we asked Michelle to help us reach a former manager who worked the property for many years. The value of that conversation is the memory it carries, the uses and small incidents that rarely reach a public record.</w:t>
+      </w:r>
+    </w:p>
+    <w:p>
+      <w:pPr>
+        <w:pStyle w:val="Heading2"/>
+      </w:pPr>
+      <w:r>
+        <w:t>Site Reconnaissance</w:t>
       </w:r>
     </w:p>
     <w:p>
       <w:r>
-        <w:t>Michelle Roberts asked when a conclusion could be expected on the fill. The answer given was that a second visit and the owner and occupant interviews come first, and that if the origin and character of the fill cannot be established from those, the report will say that it could not be established and will state what that means for the inquiry. She asked whether that would satisfy a lender. It was explained that a stated data gap with a reasoned opinion on its significance is what the standard contemplates, and that the alternative, a confident call the record does not support, is the one that gets overturned later. She accepted the position and asked that the draft flag the point plainly rather than bury it. The second visit and the interview schedule were discussed; access is being arranged through Dyer and Sons and no dates were fixed at the session.</w:t>
+        <w:t>Mary reported on the site visit. The walk is complete and the photographic log is filed; nothing on the surface suggested a release, no stained soil, no distressed vegetation, no drums or fill of concern. The log is keyed to a site sketch, so each photograph can be placed on the property later without relying on memory.</w:t>
+      </w:r>
+    </w:p>
+    <w:p>
+      <w:r>
+        <w:t>She did flag a former equipment area at the rear of the site. There is nothing on the surface there that concerns us, but the ground is worth a second, careful look, and we will photograph it once more when we return for the interviews so that the record is complete.</w:t>
+      </w:r>
+    </w:p>
+    <w:p>
+      <w:pPr>
+        <w:pStyle w:val="Heading2"/>
+      </w:pPr>
+      <w:r>
+        <w:t>Client Items</w:t>
+      </w:r>
+    </w:p>
+    <w:p>
+      <w:r>
+        <w:t>Michelle confirmed that Dyer and Sons will provide the older ownership records and the name of a long-standing site manager we can interview. We were grateful for that. Those two items are usually the hardest for us to obtain on our own, and having them from the client shortens the tail of the work.</w:t>
       </w:r>
     </w:p>
     <w:p>
@@ -150,7 +173,7 @@
           </w:tcPr>
           <w:p>
             <w:r>
-              <w:t>Confirm the plotting error on the open-water listing with the database vendor; log the response to the file</w:t>
+              <w:t>Read the regulatory file on the nearer up-gradient site</w:t>
             </w:r>
           </w:p>
         </w:tc>
@@ -170,7 +193,7 @@
           </w:tcPr>
           <w:p>
             <w:r>
-              <w:t>This week</w:t>
+              <w:t>Before the next site visit</w:t>
             </w:r>
           </w:p>
         </w:tc>
@@ -182,7 +205,71 @@
           </w:tcPr>
           <w:p>
             <w:r>
-              <w:t>Search the county file a second time under the prior owner name and under the parcel's earlier designation</w:t>
+              <w:t>Complete the follow-up walk of the rear equipment area</w:t>
+            </w:r>
+          </w:p>
+        </w:tc>
+        <w:tc>
+          <w:tcPr>
+            <w:tcW w:type="dxa" w:w="2880"/>
+          </w:tcPr>
+          <w:p>
+            <w:r>
+              <w:t>Mary Foster</w:t>
+            </w:r>
+          </w:p>
+        </w:tc>
+        <w:tc>
+          <w:tcPr>
+            <w:tcW w:type="dxa" w:w="2880"/>
+          </w:tcPr>
+          <w:p>
+            <w:r>
+              <w:t>With the interview visit</w:t>
+            </w:r>
+          </w:p>
+        </w:tc>
+      </w:tr>
+      <w:tr>
+        <w:tc>
+          <w:tcPr>
+            <w:tcW w:type="dxa" w:w="2880"/>
+          </w:tcPr>
+          <w:p>
+            <w:r>
+              <w:t>Provide archived ownership records and site-manager contact</w:t>
+            </w:r>
+          </w:p>
+        </w:tc>
+        <w:tc>
+          <w:tcPr>
+            <w:tcW w:type="dxa" w:w="2880"/>
+          </w:tcPr>
+          <w:p>
+            <w:r>
+              <w:t>Michelle Roberts</w:t>
+            </w:r>
+          </w:p>
+        </w:tc>
+        <w:tc>
+          <w:tcPr>
+            <w:tcW w:type="dxa" w:w="2880"/>
+          </w:tcPr>
+          <w:p>
+            <w:r>
+              <w:t>Within two weeks</w:t>
+            </w:r>
+          </w:p>
+        </w:tc>
+      </w:tr>
+      <w:tr>
+        <w:tc>
+          <w:tcPr>
+            <w:tcW w:type="dxa" w:w="2880"/>
+          </w:tcPr>
+          <w:p>
+            <w:r>
+              <w:t>Consolidate findings and confirm no change to scope</w:t>
             </w:r>
           </w:p>
         </w:tc>
@@ -202,134 +289,6 @@
           </w:tcPr>
           <w:p>
             <w:r>
-              <w:t>Before the second visit</w:t>
-            </w:r>
-          </w:p>
-        </w:tc>
-      </w:tr>
-      <w:tr>
-        <w:tc>
-          <w:tcPr>
-            <w:tcW w:type="dxa" w:w="2880"/>
-          </w:tcPr>
-          <w:p>
-            <w:r>
-              <w:t>Schedule the second reconnaissance on a falling tide; confirm the window against the tide table before it is promised</w:t>
-            </w:r>
-          </w:p>
-        </w:tc>
-        <w:tc>
-          <w:tcPr>
-            <w:tcW w:type="dxa" w:w="2880"/>
-          </w:tcPr>
-          <w:p>
-            <w:r>
-              <w:t>Mary Foster</w:t>
-            </w:r>
-          </w:p>
-        </w:tc>
-        <w:tc>
-          <w:tcPr>
-            <w:tcW w:type="dxa" w:w="2880"/>
-          </w:tcPr>
-          <w:p>
-            <w:r>
-              <w:t>Before the second visit</w:t>
-            </w:r>
-          </w:p>
-        </w:tc>
-      </w:tr>
-      <w:tr>
-        <w:tc>
-          <w:tcPr>
-            <w:tcW w:type="dxa" w:w="2880"/>
-          </w:tcPr>
-          <w:p>
-            <w:r>
-              <w:t>Draft interview questions for the owner and the adjoining occupant, focused on the fill interval</w:t>
-            </w:r>
-          </w:p>
-        </w:tc>
-        <w:tc>
-          <w:tcPr>
-            <w:tcW w:type="dxa" w:w="2880"/>
-          </w:tcPr>
-          <w:p>
-            <w:r>
-              <w:t>John Sanchez</w:t>
-            </w:r>
-          </w:p>
-        </w:tc>
-        <w:tc>
-          <w:tcPr>
-            <w:tcW w:type="dxa" w:w="2880"/>
-          </w:tcPr>
-          <w:p>
-            <w:r>
-              <w:t>Before the interviews</w:t>
-            </w:r>
-          </w:p>
-        </w:tc>
-      </w:tr>
-      <w:tr>
-        <w:tc>
-          <w:tcPr>
-            <w:tcW w:type="dxa" w:w="2880"/>
-          </w:tcPr>
-          <w:p>
-            <w:r>
-              <w:t>Arrange access and the interview introductions</w:t>
-            </w:r>
-          </w:p>
-        </w:tc>
-        <w:tc>
-          <w:tcPr>
-            <w:tcW w:type="dxa" w:w="2880"/>
-          </w:tcPr>
-          <w:p>
-            <w:r>
-              <w:t>Michelle Roberts</w:t>
-            </w:r>
-          </w:p>
-        </w:tc>
-        <w:tc>
-          <w:tcPr>
-            <w:tcW w:type="dxa" w:w="2880"/>
-          </w:tcPr>
-          <w:p>
-            <w:r>
-              <w:t>Two weeks</w:t>
-            </w:r>
-          </w:p>
-        </w:tc>
-      </w:tr>
-      <w:tr>
-        <w:tc>
-          <w:tcPr>
-            <w:tcW w:type="dxa" w:w="2880"/>
-          </w:tcPr>
-          <w:p>
-            <w:r>
-              <w:t>Reconcile the hearsay in the field notes against the formal interview record; keep the two distinct</w:t>
-            </w:r>
-          </w:p>
-        </w:tc>
-        <w:tc>
-          <w:tcPr>
-            <w:tcW w:type="dxa" w:w="2880"/>
-          </w:tcPr>
-          <w:p>
-            <w:r>
-              <w:t>Mary Foster</w:t>
-            </w:r>
-          </w:p>
-        </w:tc>
-        <w:tc>
-          <w:tcPr>
-            <w:tcW w:type="dxa" w:w="2880"/>
-          </w:tcPr>
-          <w:p>
-            <w:r>
               <w:t>After the interviews</w:t>
             </w:r>
           </w:p>
@@ -338,7 +297,7 @@
     </w:tbl>
     <w:p>
       <w:r>
-        <w:t>Corrections to these minutes should be sent to the chair within one week. Absent correction, they stand as the record of the session.</w:t>
+        <w:t>We agreed to meet again once the interviews are done, when James expects to have a first draft of the assessment in shape for review. Minutes recorded by John Sanchez.</w:t>
       </w:r>
     </w:p>
     <w:sectPr>
